--- a/Layout/Perfection Template II.docx
+++ b/Layout/Perfection Template II.docx
@@ -2204,6 +2204,70 @@
  
  < N a v W o r d R e p o r t X m l P a r t   x m l n s = " u r n : m i c r o s o f t - d y n a m i c s - n a v / r e p o r t s / P e r f e c t i o n _ T e m p l a t e _ I I / 5 2 1 8 5 8 1 2 / " >   
+     < B C R e p o r t I n f o r m a t i o n > + 
+         < R e p o r t M e t a d a t a > + 
+             < E x t e n s i o n I d > E x t e n s i o n   I D < / E x t e n s i o n I d > + 
+             < E x t e n s i o n N a m e > E x t e n s i o n   N a m e < / E x t e n s i o n N a m e > + 
+             < E x t e n s i o n P u b l i s h e r > E x t e n s i o n   P u b l i s h e r < / E x t e n s i o n P u b l i s h e r > + 
+             < E x t e n s i o n V e r s i o n > E x t e n s i o n   V e r s i o n < / E x t e n s i o n V e r s i o n > + 
+             < R e p o r t I d > R e p o r t   I D < / R e p o r t I d > + 
+             < R e p o r t N a m e > R e p o r t   N a m e < / R e p o r t N a m e > + 
+             < A b o u t T h i s R e p o r t T i t l e > A b o u t   T h i s   R e p o r t   T i t l e < / A b o u t T h i s R e p o r t T i t l e > + 
+             < A b o u t T h i s R e p o r t T e x t > A b o u t   T h i s   R e p o r t   T e x t < / A b o u t T h i s R e p o r t T e x t > + 
+             < R e p o r t H e l p L i n k > R e p o r t   H e l p   L i n k < / R e p o r t H e l p L i n k > + 
+         < / R e p o r t M e t a d a t a > + 
+         < R e p o r t R e q u e s t > + 
+             < T e n a n t E n t r a I d > T e n a n t   E n t r a   I d < / T e n a n t E n t r a I d > + 
+             < E n v i r o n m e n t N a m e > E n v i r o n m e n t   N a m e < / E n v i r o n m e n t N a m e > + 
+             < E n v i r o n m e n t T y p e > E n v i r o n m e n t   T y p e < / E n v i r o n m e n t T y p e > + 
+             < C o m p a n y N a m e > C o m p a n y   N a m e < / C o m p a n y N a m e > + 
+             < C o m p a n y D i s p l a y N a m e > C o m p a n y   D i s p l a y   N a m e < / C o m p a n y D i s p l a y N a m e > + 
+             < C o m p a n y I d > C o m p a n y   I D < / C o m p a n y I d > + 
+             < U s e r N a m e > U s e r   N a m e < / U s e r N a m e > + 
+             < D a t e A n d T i m e > D a t e   a n d   T i m e < / D a t e A n d T i m e > + 
+             < L a n g u a g e > L a n g u a g e < / L a n g u a g e > + 
+             < F o r m a t R e g i o n > F o r m a t   R e g i o n < / F o r m a t R e g i o n > + 
+             < D a t e T i m e V a l u e s > + 
+                 < Y e a r > Y e a r < / Y e a r > + 
+                 < M o n t h N u m b e r > M o n t h   N u m b e r < / M o n t h N u m b e r > + 
+                 < D a y N u m b e r > D a y   N u m b e r < / D a y N u m b e r > + 
+                 < H o u r > H o u r < / H o u r > + 
+                 < M i n u t e > M i n u t e < / M i n u t e > + 
+             < / D a t e T i m e V a l u e s > + 
+         < / R e p o r t R e q u e s t > + 
+     < / B C R e p o r t I n f o r m a t i o n > + 
      < S e c u r i t y P e r f e c t i o n >   
          < A m o u n t _ T o _ C h a r g e > A m o u n t _ T o _ C h a r g e < / A m o u n t _ T o _ C h a r g e > 
--- a/Layout/Perfection Template II.docx
+++ b/Layout/Perfection Template II.docx
@@ -2204,70 +2204,6 @@
  
  < N a v W o r d R e p o r t X m l P a r t   x m l n s = " u r n : m i c r o s o f t - d y n a m i c s - n a v / r e p o r t s / P e r f e c t i o n _ T e m p l a t e _ I I / 5 2 1 8 5 8 1 2 / " >   
-     < B C R e p o r t I n f o r m a t i o n > - 
-         < R e p o r t M e t a d a t a > - 
-             < E x t e n s i o n I d > E x t e n s i o n   I D < / E x t e n s i o n I d > - 
-             < E x t e n s i o n N a m e > E x t e n s i o n   N a m e < / E x t e n s i o n N a m e > - 
-             < E x t e n s i o n P u b l i s h e r > E x t e n s i o n   P u b l i s h e r < / E x t e n s i o n P u b l i s h e r > - 
-             < E x t e n s i o n V e r s i o n > E x t e n s i o n   V e r s i o n < / E x t e n s i o n V e r s i o n > - 
-             < R e p o r t I d > R e p o r t   I D < / R e p o r t I d > - 
-             < R e p o r t N a m e > R e p o r t   N a m e < / R e p o r t N a m e > - 
-             < A b o u t T h i s R e p o r t T i t l e > A b o u t   T h i s   R e p o r t   T i t l e < / A b o u t T h i s R e p o r t T i t l e > - 
-             < A b o u t T h i s R e p o r t T e x t > A b o u t   T h i s   R e p o r t   T e x t < / A b o u t T h i s R e p o r t T e x t > - 
-             < R e p o r t H e l p L i n k > R e p o r t   H e l p   L i n k < / R e p o r t H e l p L i n k > - 
-         < / R e p o r t M e t a d a t a > - 
-         < R e p o r t R e q u e s t > - 
-             < T e n a n t E n t r a I d > T e n a n t   E n t r a   I d < / T e n a n t E n t r a I d > - 
-             < E n v i r o n m e n t N a m e > E n v i r o n m e n t   N a m e < / E n v i r o n m e n t N a m e > - 
-             < E n v i r o n m e n t T y p e > E n v i r o n m e n t   T y p e < / E n v i r o n m e n t T y p e > - 
-             < C o m p a n y N a m e > C o m p a n y   N a m e < / C o m p a n y N a m e > - 
-             < C o m p a n y D i s p l a y N a m e > C o m p a n y   D i s p l a y   N a m e < / C o m p a n y D i s p l a y N a m e > - 
-             < C o m p a n y I d > C o m p a n y   I D < / C o m p a n y I d > - 
-             < U s e r N a m e > U s e r   N a m e < / U s e r N a m e > - 
-             < D a t e A n d T i m e > D a t e   a n d   T i m e < / D a t e A n d T i m e > - 
-             < L a n g u a g e > L a n g u a g e < / L a n g u a g e > - 
-             < F o r m a t R e g i o n > F o r m a t   R e g i o n < / F o r m a t R e g i o n > - 
-             < D a t e T i m e V a l u e s > - 
-                 < Y e a r > Y e a r < / Y e a r > - 
-                 < M o n t h N u m b e r > M o n t h   N u m b e r < / M o n t h N u m b e r > - 
-                 < D a y N u m b e r > D a y   N u m b e r < / D a y N u m b e r > - 
-                 < H o u r > H o u r < / H o u r > - 
-                 < M i n u t e > M i n u t e < / M i n u t e > - 
-             < / D a t e T i m e V a l u e s > - 
-         < / R e p o r t R e q u e s t > - 
-     < / B C R e p o r t I n f o r m a t i o n > - 
      < S e c u r i t y P e r f e c t i o n >   
          < A m o u n t _ T o _ C h a r g e > A m o u n t _ T o _ C h a r g e < / A m o u n t _ T o _ C h a r g e > 
--- a/Layout/Perfection Template II.docx
+++ b/Layout/Perfection Template II.docx
@@ -2220,6 +2220,8 @@
  
              < R e p o r t N a m e > R e p o r t   N a m e < / R e p o r t N a m e >   
+             < R e p o r t C a p t i o n > R e p o r t   C a p t i o n < / R e p o r t C a p t i o n > + 
              < A b o u t T h i s R e p o r t T i t l e > A b o u t   T h i s   R e p o r t   T i t l e < / A b o u t T h i s R e p o r t T i t l e >   
              < A b o u t T h i s R e p o r t T e x t > A b o u t   T h i s   R e p o r t   T e x t < / A b o u t T h i s R e p o r t T e x t > @@ -2266,6 +2268,84 @@
  
          < / R e p o r t R e q u e s t >   
+         < C o m p a n y M e t a d a t a > + 
+             < C o m p a n y N a m e > C o m p a n y   N a m e < / C o m p a n y N a m e > + 
+             < C o m p a n y D i s p l a y N a m e > C o m p a n y   D i s p l a y   N a m e < / C o m p a n y D i s p l a y N a m e > + 
+             < C o m p a n y A d d r e s s L i n e s > + 
+                 < C o m p a n y A d d r e s s L i n e 1 > C o m p a n y   A d d r e s s   L i n e   1 < / C o m p a n y A d d r e s s L i n e 1 > + 
+                 < C o m p a n y A d d r e s s L i n e 2 > C o m p a n y   A d d r e s s   L i n e   2 < / C o m p a n y A d d r e s s L i n e 2 > + 
+                 < C o m p a n y A d d r e s s L i n e 3 > C o m p a n y   A d d r e s s   L i n e   3 < / C o m p a n y A d d r e s s L i n e 3 > + 
+                 < C o m p a n y A d d r e s s L i n e 4 > C o m p a n y   A d d r e s s   L i n e   4 < / C o m p a n y A d d r e s s L i n e 4 > + 
+                 < C o m p a n y A d d r e s s L i n e 5 > C o m p a n y   A d d r e s s   L i n e   5 < / C o m p a n y A d d r e s s L i n e 5 > + 
+                 < C o m p a n y A d d r e s s L i n e 6 > C o m p a n y   A d d r e s s   L i n e   6 < / C o m p a n y A d d r e s s L i n e 6 > + 
+                 < C o m p a n y A d d r e s s L i n e 7 > C o m p a n y   A d d r e s s   L i n e   7 < / C o m p a n y A d d r e s s L i n e 7 > + 
+                 < C o m p a n y A d d r e s s L i n e 8 > C o m p a n y   A d d r e s s   L i n e   8 < / C o m p a n y A d d r e s s L i n e 8 > + 
+             < / C o m p a n y A d d r e s s L i n e s > + 
+             < C o m p a n y P h o n e > C o m p a n y   P h o n e < / C o m p a n y P h o n e > + 
+             < C o m p a n y P h o n e C a p t i o n > C o m p a n y   P h o n e   C a p t i o n < / C o m p a n y P h o n e C a p t i o n > + 
+             < C o m p a n y F a x N o > C o m p a n y   F a x   N o . < / C o m p a n y F a x N o > + 
+             < C o m p a n y F a x N o C a p t i o n > C o m p a n y   F a x   N o .   C a p t i o n < / C o m p a n y F a x N o C a p t i o n > + 
+             < C o m p a n y E m a i l > C o m p a n y   E m a i l < / C o m p a n y E m a i l > + 
+             < C o m p a n y E m a i l C a p t i o n > C o m p a n y   E m a i l   C a p t i o n < / C o m p a n y E m a i l C a p t i o n > + 
+             < C o m p a n y H o m e P a g e > C o m p a n y   H o m e   P a g e < / C o m p a n y H o m e P a g e > + 
+             < C o m p a n y H o m e P a g e C a p t i o n > C o m p a n y   H o m e   P a g e   C a p t i o n < / C o m p a n y H o m e P a g e C a p t i o n > + 
+             < C o m p a n y L o g o > C o m p a n y   L o g o < / C o m p a n y L o g o > + 
+             < C o m p a n y V A T R e g i s t r a t i o n N o > C o m p a n y   V A T   R e g i s t r a t i o n   N o . < / C o m p a n y V A T R e g i s t r a t i o n N o > + 
+             < C o m p a n y V A T R e g i s t r a t i o n N o C a p t i o n > C o m p a n y   V A T   R e g i s t r a t i o n   N o .   C a p t i o n < / C o m p a n y V A T R e g i s t r a t i o n N o C a p t i o n > + 
+             < C o m p a n y R e g i s t r a t i o n N o > C o m p a n y   R e g i s t r a t i o n   N o . < / C o m p a n y R e g i s t r a t i o n N o > + 
+             < C o m p a n y R e g i s t r a t i o n N o C a p t i o n > C o m p a n y   R e g i s t r a t i o n   N o .   C a p t i o n < / C o m p a n y R e g i s t r a t i o n N o C a p t i o n > + 
+             < C o m p a n y B a n k N a m e > C o m p a n y   B a n k   N a m e < / C o m p a n y B a n k N a m e > + 
+             < C o m p a n y B a n k N a m e C a p t i o n > C o m p a n y   B a n k   N a m e   C a p t i o n < / C o m p a n y B a n k N a m e C a p t i o n > + 
+             < C o m p a n y B a n k A c c o u n t N o > C o m p a n y   B a n k   A c c o u n t   N o . < / C o m p a n y B a n k A c c o u n t N o > + 
+             < C o m p a n y B a n k A c c o u n t N o C a p t i o n > C o m p a n y   B a n k   A c c o u n t   N o .   C a p t i o n < / C o m p a n y B a n k A c c o u n t N o C a p t i o n > + 
+             < C o m p a n y B a n k B r a n c h N o > C o m p a n y   B a n k   B r a n c h   N o . < / C o m p a n y B a n k B r a n c h N o > + 
+             < C o m p a n y B a n k B r a n c h N o C a p t i o n > C o m p a n y   B a n k   B r a n c h   N o .   C a p t i o n < / C o m p a n y B a n k B r a n c h N o C a p t i o n > + 
+             < C o m p a n y I B A N > C o m p a n y   I B A N < / C o m p a n y I B A N > + 
+             < C o m p a n y I B A N C a p t i o n > C o m p a n y   I B A N   C a p t i o n < / C o m p a n y I B A N C a p t i o n > + 
+             < C o m p a n y B a n k S W I F T > C o m p a n y   B a n k   S W I F T < / C o m p a n y B a n k S W I F T > + 
+             < C o m p a n y B a n k S W I F T C a p t i o n > C o m p a n y   B a n k   S W I F T   C a p t i o n < / C o m p a n y B a n k S W I F T C a p t i o n > + 
+             < C o m p a n y G i r o N o > C o m p a n y   G i r o   N o . < / C o m p a n y G i r o N o > + 
+             < C o m p a n y G i r o N o C a p t i o n > C o m p a n y   G i r o   N o .   C a p t i o n < / C o m p a n y G i r o N o C a p t i o n > + 
+         < / C o m p a n y M e t a d a t a > + 
      < / B C R e p o r t I n f o r m a t i o n >   
      < S e c u r i t y P e r f e c t i o n > @@ -2349,6 +2429,245 @@
              < M e m b T e l e p h o n e > M e m b T e l e p h o n e < / M e m b T e l e p h o n e >   
              < M e m b T o w n > M e m b T o w n < / M e m b T o w n > + 
+         < / M e m b T a b l e > + 
+     < / S e c u r i t y P e r f e c t i o n > + 
+ < / N a v W o r d R e p o r t X m l P a r t > 
+</file>
+
+<file path=customXml/item2.xml>��< ? x m l   v e r s i o n = " 1 . 0 "   e n c o d i n g = " u t f - 1 6 " ? > + 
+ < N a v W o r d R e p o r t X m l P a r t   x m l n s = " u r n : m i c r o s o f t - d y n a m i c s - b u s i n e s s c e n t r a l / i n t e r n a l / e x t e n d e d / r e p o r t s / P e r f e c t i o n _ T e m p l a t e _ I I / 5 2 1 8 5 8 1 2 / " > + 
+     < B C R e p o r t I n f o r m a t i o n > + 
+         < R e p o r t M e t a d a t a > + 
+             < E x t e n s i o n I d > E x t e n s i o n   I D < / E x t e n s i o n I d > + 
+             < E x t e n s i o n N a m e > E x t e n s i o n   N a m e < / E x t e n s i o n N a m e > + 
+             < E x t e n s i o n P u b l i s h e r > E x t e n s i o n   P u b l i s h e r < / E x t e n s i o n P u b l i s h e r > + 
+             < E x t e n s i o n V e r s i o n > E x t e n s i o n   V e r s i o n < / E x t e n s i o n V e r s i o n > + 
+             < R e p o r t I d > R e p o r t   I D < / R e p o r t I d > + 
+             < R e p o r t N a m e > R e p o r t   N a m e < / R e p o r t N a m e > + 
+             < R e p o r t C a p t i o n > R e p o r t   C a p t i o n < / R e p o r t C a p t i o n > + 
+             < A b o u t T h i s R e p o r t T i t l e > A b o u t   T h i s   R e p o r t   T i t l e < / A b o u t T h i s R e p o r t T i t l e > + 
+             < A b o u t T h i s R e p o r t T e x t > A b o u t   T h i s   R e p o r t   T e x t < / A b o u t T h i s R e p o r t T e x t > + 
+             < R e p o r t H e l p L i n k > R e p o r t   H e l p   L i n k < / R e p o r t H e l p L i n k > + 
+         < / R e p o r t M e t a d a t a > + 
+         < R e p o r t R e q u e s t > + 
+             < T e n a n t E n t r a I d > T e n a n t   E n t r a   I d < / T e n a n t E n t r a I d > + 
+             < E n v i r o n m e n t N a m e > E n v i r o n m e n t   N a m e < / E n v i r o n m e n t N a m e > + 
+             < E n v i r o n m e n t T y p e > E n v i r o n m e n t   T y p e < / E n v i r o n m e n t T y p e > + 
+             < C o m p a n y N a m e > C o m p a n y   N a m e < / C o m p a n y N a m e > + 
+             < C o m p a n y D i s p l a y N a m e > C o m p a n y   D i s p l a y   N a m e < / C o m p a n y D i s p l a y N a m e > + 
+             < C o m p a n y I d > C o m p a n y   I D < / C o m p a n y I d > + 
+             < U s e r N a m e > U s e r   N a m e < / U s e r N a m e > + 
+             < D a t e A n d T i m e > D a t e   a n d   T i m e < / D a t e A n d T i m e > + 
+             < L a n g u a g e > L a n g u a g e < / L a n g u a g e > + 
+             < F o r m a t R e g i o n > F o r m a t   R e g i o n < / F o r m a t R e g i o n > + 
+             < D a t e T i m e V a l u e s > + 
+                 < Y e a r > Y e a r < / Y e a r > + 
+                 < M o n t h N u m b e r > M o n t h   N u m b e r < / M o n t h N u m b e r > + 
+                 < D a y N u m b e r > D a y   N u m b e r < / D a y N u m b e r > + 
+                 < H o u r > H o u r < / H o u r > + 
+                 < M i n u t e > M i n u t e < / M i n u t e > + 
+             < / D a t e T i m e V a l u e s > + 
+         < / R e p o r t R e q u e s t > + 
+         < C o m p a n y M e t a d a t a > + 
+             < C o m p a n y N a m e > C o m p a n y   N a m e < / C o m p a n y N a m e > + 
+             < C o m p a n y D i s p l a y N a m e > C o m p a n y   D i s p l a y   N a m e < / C o m p a n y D i s p l a y N a m e > + 
+             < C o m p a n y A d d r e s s L i n e s > + 
+                 < C o m p a n y A d d r e s s L i n e 1 > C o m p a n y   A d d r e s s   L i n e   1 < / C o m p a n y A d d r e s s L i n e 1 > + 
+                 < C o m p a n y A d d r e s s L i n e 2 > C o m p a n y   A d d r e s s   L i n e   2 < / C o m p a n y A d d r e s s L i n e 2 > + 
+                 < C o m p a n y A d d r e s s L i n e 3 > C o m p a n y   A d d r e s s   L i n e   3 < / C o m p a n y A d d r e s s L i n e 3 > + 
+                 < C o m p a n y A d d r e s s L i n e 4 > C o m p a n y   A d d r e s s   L i n e   4 < / C o m p a n y A d d r e s s L i n e 4 > + 
+                 < C o m p a n y A d d r e s s L i n e 5 > C o m p a n y   A d d r e s s   L i n e   5 < / C o m p a n y A d d r e s s L i n e 5 > + 
+                 < C o m p a n y A d d r e s s L i n e 6 > C o m p a n y   A d d r e s s   L i n e   6 < / C o m p a n y A d d r e s s L i n e 6 > + 
+                 < C o m p a n y A d d r e s s L i n e 7 > C o m p a n y   A d d r e s s   L i n e   7 < / C o m p a n y A d d r e s s L i n e 7 > + 
+                 < C o m p a n y A d d r e s s L i n e 8 > C o m p a n y   A d d r e s s   L i n e   8 < / C o m p a n y A d d r e s s L i n e 8 > + 
+             < / C o m p a n y A d d r e s s L i n e s > + 
+             < C o m p a n y P h o n e > C o m p a n y   P h o n e < / C o m p a n y P h o n e > + 
+             < C o m p a n y P h o n e C a p t i o n > C o m p a n y   P h o n e   C a p t i o n < / C o m p a n y P h o n e C a p t i o n > + 
+             < C o m p a n y F a x N o > C o m p a n y   F a x   N o . < / C o m p a n y F a x N o > + 
+             < C o m p a n y F a x N o C a p t i o n > C o m p a n y   F a x   N o .   C a p t i o n < / C o m p a n y F a x N o C a p t i o n > + 
+             < C o m p a n y E m a i l > C o m p a n y   E m a i l < / C o m p a n y E m a i l > + 
+             < C o m p a n y E m a i l C a p t i o n > C o m p a n y   E m a i l   C a p t i o n < / C o m p a n y E m a i l C a p t i o n > + 
+             < C o m p a n y H o m e P a g e > C o m p a n y   H o m e   P a g e < / C o m p a n y H o m e P a g e > + 
+             < C o m p a n y H o m e P a g e C a p t i o n > C o m p a n y   H o m e   P a g e   C a p t i o n < / C o m p a n y H o m e P a g e C a p t i o n > + 
+             < C o m p a n y L o g o > C o m p a n y   L o g o < / C o m p a n y L o g o > + 
+             < C o m p a n y V A T R e g i s t r a t i o n N o > C o m p a n y   V A T   R e g i s t r a t i o n   N o . < / C o m p a n y V A T R e g i s t r a t i o n N o > + 
+             < C o m p a n y V A T R e g i s t r a t i o n N o C a p t i o n > C o m p a n y   V A T   R e g i s t r a t i o n   N o .   C a p t i o n < / C o m p a n y V A T R e g i s t r a t i o n N o C a p t i o n > + 
+             < C o m p a n y R e g i s t r a t i o n N o > C o m p a n y   R e g i s t r a t i o n   N o . < / C o m p a n y R e g i s t r a t i o n N o > + 
+             < C o m p a n y R e g i s t r a t i o n N o C a p t i o n > C o m p a n y   R e g i s t r a t i o n   N o .   C a p t i o n < / C o m p a n y R e g i s t r a t i o n N o C a p t i o n > + 
+             < C o m p a n y B a n k N a m e > C o m p a n y   B a n k   N a m e < / C o m p a n y B a n k N a m e > + 
+             < C o m p a n y B a n k N a m e C a p t i o n > C o m p a n y   B a n k   N a m e   C a p t i o n < / C o m p a n y B a n k N a m e C a p t i o n > + 
+             < C o m p a n y B a n k A c c o u n t N o > C o m p a n y   B a n k   A c c o u n t   N o . < / C o m p a n y B a n k A c c o u n t N o > + 
+             < C o m p a n y B a n k A c c o u n t N o C a p t i o n > C o m p a n y   B a n k   A c c o u n t   N o .   C a p t i o n < / C o m p a n y B a n k A c c o u n t N o C a p t i o n > + 
+             < C o m p a n y B a n k B r a n c h N o > C o m p a n y   B a n k   B r a n c h   N o . < / C o m p a n y B a n k B r a n c h N o > + 
+             < C o m p a n y B a n k B r a n c h N o C a p t i o n > C o m p a n y   B a n k   B r a n c h   N o .   C a p t i o n < / C o m p a n y B a n k B r a n c h N o C a p t i o n > + 
+             < C o m p a n y I B A N > C o m p a n y   I B A N < / C o m p a n y I B A N > + 
+             < C o m p a n y I B A N C a p t i o n > C o m p a n y   I B A N   C a p t i o n < / C o m p a n y I B A N C a p t i o n > + 
+             < C o m p a n y B a n k S W I F T > C o m p a n y   B a n k   S W I F T < / C o m p a n y B a n k S W I F T > + 
+             < C o m p a n y B a n k S W I F T C a p t i o n > C o m p a n y   B a n k   S W I F T   C a p t i o n < / C o m p a n y B a n k S W I F T C a p t i o n > + 
+             < C o m p a n y G i r o N o > C o m p a n y   G i r o   N o . < / C o m p a n y G i r o N o > + 
+             < C o m p a n y G i r o N o C a p t i o n > C o m p a n y   G i r o   N o .   C a p t i o n < / C o m p a n y G i r o N o C a p t i o n > + 
+         < / C o m p a n y M e t a d a t a > + 
+     < / B C R e p o r t I n f o r m a t i o n > + 
+     < T o o l t i p s   / > + 
+     < S e c u r i t y P e r f e c t i o n   E l e m e n t T y p e = " D a t a I t e m "   E l e m e n t I d = " 6 4 5 9 8 0 9 7 6 " > + 
+         < A m o u n t _ T o _ C h a r g e   E l e m e n t T y p e = " C o l u m n "   E l e m e n t I d = " 4 9 3 2 0 4 8 7 2 "   D a t a T y p e = " D e c i m a l " > A m o u n t _ T o _ C h a r g e < / A m o u n t _ T o _ C h a r g e > + 
+         < C h a r g e _ T y p e   E l e m e n t T y p e = " C o l u m n "   E l e m e n t I d = " 1 2 4 9 0 7 3 0 4 0 "   D a t a T y p e = " O p t i o n " > C h a r g e _ T y p e < / C h a r g e _ T y p e > + 
+         < C o l l a t e r a l S t a t u s   E l e m e n t T y p e = " C o l u m n "   E l e m e n t I d = " 2 1 2 4 0 8 4 0 6 6 "   D a t a T y p e = " O p t i o n " > C o l l a t e r a l S t a t u s < / C o l l a t e r a l S t a t u s > + 
+         < C o l l a t e r a l T y p e s   E l e m e n t T y p e = " C o l u m n "   E l e m e n t I d = " 1 5 9 2 1 2 8 8 3 5 "   D a t a T y p e = " O p t i o n " > C o l l a t e r a l T y p e s < / C o l l a t e r a l T y p e s > + 
+         < C o l l a t e r a l _ V a l u e _ S u m   E l e m e n t T y p e = " C o l u m n "   E l e m e n t I d = " 5 8 5 4 1 3 4 8 2 "   D a t a T y p e = " D e c i m a l " > C o l l a t e r a l _ V a l u e _ S u m < / C o l l a t e r a l _ V a l u e _ S u m > + 
+         < D a t e o f I s s u a n c e I n s t r u c t i o n s   E l e m e n t T y p e = " C o l u m n "   E l e m e n t I d = " 1 8 1 0 2 4 1 1 6 2 "   D a t a T y p e = " D a t e " > D a t e o f I s s u a n c e I n s t r u c t i o n s < / D a t e o f I s s u a n c e I n s t r u c t i o n s > + 
+         < D i s c h a r g e d   E l e m e n t T y p e = " C o l u m n "   E l e m e n t I d = " 1 7 0 9 6 1 1 3 8 7 "   D a t a T y p e = " B o o l e a n " > D i s c h a r g e d < / D i s c h a r g e d > + 
+         < L a w F i r m H a n l d i n g t h e M a t t e r   E l e m e n t T y p e = " C o l u m n "   E l e m e n t I d = " 5 8 8 9 2 6 7 6 2 "   D a t a T y p e = " T e x t " > L a w F i r m H a n l d i n g t h e M a t t e r < / L a w F i r m H a n l d i n g t h e M a t t e r > + 
+         < L a w _ F i r m _ A d d r e s s   E l e m e n t T y p e = " C o l u m n "   E l e m e n t I d = " 1 9 0 2 2 5 9 8 5 7 "   D a t a T y p e = " C o d e " > L a w _ F i r m _ A d d r e s s < / L a w _ F i r m _ A d d r e s s > + 
+         < L a w _ F i r m _ P h y s i c a l _ A d d r e s s   E l e m e n t T y p e = " C o l u m n "   E l e m e n t I d = " 1 1 4 7 6 6 7 7 1 "   D a t a T y p e = " T e x t " > L a w _ F i r m _ P h y s i c a l _ A d d r e s s < / L a w _ F i r m _ P h y s i c a l _ A d d r e s s > + 
+         < L e g a l O f f i c e r   E l e m e n t T y p e = " C o l u m n "   E l e m e n t I d = " 1 6 6 9 5 6 6 2 5 2 "   D a t a T y p e = " T e x t " > L e g a l O f f i c e r < / L e g a l O f f i c e r > + 
+         < L e g a l O f f i c e r S i g a n a t u r e   E l e m e n t T y p e = " C o l u m n "   E l e m e n t I d = " 3 7 5 7 9 8 9 9 9 "   D a t a T y p e = " B l o b "   / > + 
+         < L e g a l O f f i c e r T i t l e   E l e m e n t T y p e = " C o l u m n "   E l e m e n t I d = " 4 5 0 1 3 3 1 4 0 "   D a t a T y p e = " T e x t " > L e g a l O f f i c e r T i t l e < / L e g a l O f f i c e r T i t l e > + 
+         < L i n e s P r o p e r t y N o   E l e m e n t T y p e = " C o l u m n "   E l e m e n t I d = " 1 9 8 5 0 3 6 3 3 4 "   D a t a T y p e = " T e x t " > L i n e s P r o p e r t y N o < / L i n e s P r o p e r t y N o > + 
+         < L i n e s S e u r i t y N o   E l e m e n t T y p e = " C o l u m n "   E l e m e n t I d = " 6 2 7 4 0 1 9 6 4 "   D a t a T y p e = " T e x t " > L i n e s S e u r i t y N o < / L i n e s S e u r i t y N o > + 
+         < L o a n N a m e   E l e m e n t T y p e = " C o l u m n "   E l e m e n t I d = " 4 3 5 0 2 8 1 0 6 "   D a t a T y p e = " T e x t " > L o a n N a m e < / L o a n N a m e > + 
+         < L o a n N o   E l e m e n t T y p e = " C o l u m n "   E l e m e n t I d = " 7 1 3 8 4 0 7 2 8 "   D a t a T y p e = " C o d e " > L o a n N o < / L o a n N o > + 
+         < L o a n _ O f f e r _ L e t t e r _ D a t e   E l e m e n t T y p e = " C o l u m n "   E l e m e n t I d = " 9 9 0 6 7 2 8 9 2 "   D a t a T y p e = " D a t e " > L o a n _ O f f e r _ L e t t e r _ D a t e < / L o a n _ O f f e r _ L e t t e r _ D a t e > + 
+         < M e m b e r A d d r e s s   E l e m e n t T y p e = " C o l u m n "   E l e m e n t I d = " 3 5 2 0 8 2 8 2 7 "   D a t a T y p e = " T e x t " > M e m b e r A d d r e s s < / M e m b e r A d d r e s s > + 
+         < M e m b e r E m a i l   E l e m e n t T y p e = " C o l u m n "   E l e m e n t I d = " 1 9 3 1 1 1 4 8 8 7 "   D a t a T y p e = " C o d e " > M e m b e r E m a i l < / M e m b e r E m a i l > + 
+         < M e m b e r N a m e   E l e m e n t T y p e = " C o l u m n "   E l e m e n t I d = " 6 0 3 0 5 6 9 0 2 "   D a t a T y p e = " T e x t " > M e m b e r N a m e < / M e m b e r N a m e > + 
+         < M e m b e r N o   E l e m e n t T y p e = " C o l u m n "   E l e m e n t I d = " 3 7 2 9 1 0 3 6 4 "   D a t a T y p e = " C o d e " > M e m b e r N o < / M e m b e r N o > + 
+         < M e m b e r T e l e p h o n e   E l e m e n t T y p e = " C o l u m n "   E l e m e n t I d = " 1 3 1 1 0 3 0 2 5 7 "   D a t a T y p e = " C o d e " > M e m b e r T e l e p h o n e < / M e m b e r T e l e p h o n e > + 
+         < M e m b e r T o w n   E l e m e n t T y p e = " C o l u m n "   E l e m e n t I d = " 1 4 7 8 2 4 4 4 8 7 "   D a t a T y p e = " T e x t " > M e m b e r T o w n < / M e m b e r T o w n > + 
+         < P e r f e c t e d B y   E l e m e n t T y p e = " C o l u m n "   E l e m e n t I d = " 2 5 6 9 6 5 6 4 "   D a t a T y p e = " C o d e " > P e r f e c t e d B y < / P e r f e c t e d B y > + 
+         < P e r f e c t i o n _ A t t a c h e m e n t s   E l e m e n t T y p e = " C o l u m n "   E l e m e n t I d = " 3 4 0 4 4 0 8 2 2 "   D a t a T y p e = " T e x t " > P e r f e c t i o n _ A t t a c h e m e n t s < / P e r f e c t i o n _ A t t a c h e m e n t s > + 
+         < P e r f e c t i o n _ S u m m a r y   E l e m e n t T y p e = " C o l u m n "   E l e m e n t I d = " 1 7 1 5 3 6 5 2 2 7 "   D a t a T y p e = " T e x t " > P e r f e c t i o n _ S u m m a r y < / P e r f e c t i o n _ S u m m a r y > + 
+         < P r o p e r t y _ N u m b e r   E l e m e n t T y p e = " C o l u m n "   E l e m e n t I d = " 1 1 5 9 7 4 2 3 1 4 "   D a t a T y p e = " C o d e " > P r o p e r t y _ N u m b e r < / P r o p e r t y _ N u m b e r > + 
+         < S e c u r i t y N o   E l e m e n t T y p e = " C o l u m n "   E l e m e n t I d = " 1 4 2 5 7 1 5 5 7 8 "   D a t a T y p e = " C o d e " > S e c u r i t y N o < / S e c u r i t y N o > + 
+         < S e c u r i t y _ N o _   E l e m e n t T y p e = " C o l u m n "   E l e m e n t I d = " 1 8 7 7 0 3 2 0 2 2 "   D a t a T y p e = " C o d e " > S e c u r i t y _ N o _ < / S e c u r i t y _ N o _ > + 
+         < S t a t u s   E l e m e n t T y p e = " C o l u m n "   E l e m e n t I d = " 1 6 3 4 1 4 4 5 5 1 "   D a t a T y p e = " O p t i o n " > S t a t u s < / S t a t u s > + 
+         < S t a t u s o f t h e F e e s   E l e m e n t T y p e = " C o l u m n "   E l e m e n t I d = " 1 8 8 0 1 2 6 8 "   D a t a T y p e = " O p t i o n " > S t a t u s o f t h e F e e s < / S t a t u s o f t h e F e e s > + 
+         < V a l u a t i o n C o m m e n t s   E l e m e n t T y p e = " C o l u m n "   E l e m e n t I d = " 2 0 6 1 5 5 9 9 1 0 "   D a t a T y p e = " T e x t " > V a l u a t i o n C o m m e n t s < / V a l u a t i o n C o m m e n t s > + 
+         < M e m b T a b l e   E l e m e n t T y p e = " D a t a I t e m "   E l e m e n t I d = " 1 7 9 5 3 0 9 6 4 " > + 
+             < M e m b A d d r e s s   E l e m e n t T y p e = " C o l u m n "   E l e m e n t I d = " 1 2 2 1 8 8 1 6 6 0 "   D a t a T y p e = " T e x t " > M e m b A d d r e s s < / M e m b A d d r e s s > + 
+             < M e m b E m a i l   E l e m e n t T y p e = " C o l u m n "   E l e m e n t I d = " 1 2 5 1 0 1 8 6 3 4 "   D a t a T y p e = " T e x t " > M e m b E m a i l < / M e m b E m a i l > + 
+             < M e m b N a m e   E l e m e n t T y p e = " C o l u m n "   E l e m e n t I d = " 1 1 8 3 6 2 0 1 7 3 "   D a t a T y p e = " T e x t " > M e m b N a m e < / M e m b N a m e > + 
+             < M e m b N u m b e r   E l e m e n t T y p e = " C o l u m n "   E l e m e n t I d = " 8 9 9 6 3 4 3 2 1 "   D a t a T y p e = " C o d e " > M e m b N u m b e r < / M e m b N u m b e r > + 
+             < M e m b T e l e p h o n e   E l e m e n t T y p e = " C o l u m n "   E l e m e n t I d = " 1 2 0 0 3 1 6 1 4 2 "   D a t a T y p e = " T e x t " > M e m b T e l e p h o n e < / M e m b T e l e p h o n e > + 
+             < M e m b T o w n   E l e m e n t T y p e = " C o l u m n "   E l e m e n t I d = " 9 0 4 9 5 1 1 0 4 "   D a t a T y p e = " T e x t " > M e m b T o w n < / M e m b T o w n >   
          < / M e m b T a b l e >   
